--- a/3_curso_estrategias_digitales/unidad_1/tarea_1_mapa_conceptual/Actividad 1_version_grupo.docx
+++ b/3_curso_estrategias_digitales/unidad_1/tarea_1_mapa_conceptual/Actividad 1_version_grupo.docx
@@ -613,6 +613,85 @@
           <w:color w:val="1F3864" w:themeColor="accent1" w:themeShade="80"/>
         </w:rPr>
         <w:t xml:space="preserve">Conclusiones </w:t>
+      </w:r>
+    </w:p>
+    <w:p>
+      <w:pPr>
+        <w:rPr>
+          <w:b/>
+          <w:bCs/>
+          <w:color w:val="1F3864" w:themeColor="accent1" w:themeShade="80"/>
+        </w:rPr>
+      </w:pPr>
+    </w:p>
+    <w:p>
+      <w:pPr>
+        <w:spacing w:after="160" w:line="278" w:lineRule="auto"/>
+        <w:rPr>
+          <w:b/>
+          <w:bCs/>
+        </w:rPr>
+      </w:pPr>
+      <w:r>
+        <w:rPr>
+          <w:b/>
+          <w:bCs/>
+        </w:rPr>
+        <w:t xml:space="preserve">1. </w:t>
+      </w:r>
+      <w:r>
+        <w:rPr>
+          <w:b/>
+          <w:bCs/>
+        </w:rPr>
+        <w:t xml:space="preserve">En cuanto a la </w:t>
+      </w:r>
+      <w:r>
+        <w:rPr>
+          <w:b/>
+          <w:bCs/>
+        </w:rPr>
+        <w:t>Accesibilidad y la Motivación como Pilares del AVA</w:t>
+      </w:r>
+    </w:p>
+    <w:p>
+      <w:pPr>
+        <w:spacing w:after="160" w:line="278" w:lineRule="auto"/>
+      </w:pPr>
+      <w:r>
+        <w:t xml:space="preserve">La creación de Ambientes Virtuales de Aprendizaje (AVA) exitosos depende </w:t>
+      </w:r>
+      <w:r>
+        <w:t xml:space="preserve">en gran medida </w:t>
+      </w:r>
+      <w:r>
+        <w:t xml:space="preserve">de la </w:t>
+      </w:r>
+      <w:r>
+        <w:rPr>
+          <w:b/>
+          <w:bCs/>
+        </w:rPr>
+        <w:t>accesibilidad</w:t>
+      </w:r>
+      <w:r>
+        <w:t xml:space="preserve"> y la </w:t>
+      </w:r>
+      <w:r>
+        <w:rPr>
+          <w:b/>
+          <w:bCs/>
+        </w:rPr>
+        <w:t>motivación</w:t>
+      </w:r>
+      <w:r>
+        <w:t xml:space="preserve">. </w:t>
+      </w:r>
+      <w:r>
+        <w:t xml:space="preserve">No debemos saturar los entornos virtuales de información y debemos </w:t>
+      </w:r>
+      <w:r>
+        <w:t xml:space="preserve">considerar las condiciones tecnológicas, culturales y económicas de los usuarios para evitar que estudiantes o profesores queden relegados. La motivación, por su parte, debe ser impulsada por el facilitador mediante estrategias creativas y un diálogo permanente que conforme un clima adecuado para el aprendizaje. </w:t>
       </w:r>
     </w:p>
     <w:p>
@@ -959,7 +1038,6 @@
           <w:color w:val="1F3864" w:themeColor="accent1" w:themeShade="80"/>
           <w:szCs w:val="28"/>
         </w:rPr>
-        <w:lastRenderedPageBreak/>
         <w:t xml:space="preserve">Formato de </w:t>
       </w:r>
       <w:r>
@@ -1957,7 +2035,6 @@
           <w:sz w:val="28"/>
           <w:lang w:eastAsia="es-MX"/>
         </w:rPr>
-        <w:lastRenderedPageBreak/>
         <w:drawing>
           <wp:inline distT="0" distB="0" distL="0" distR="0" wp14:anchorId="083D2D91" wp14:editId="1A100FAA">
             <wp:extent cx="5612130" cy="2086610"/>
